--- a/MarketMoo_2_Design_Document.docx
+++ b/MarketMoo_2_Design_Document.docx
@@ -1097,6 +1097,142 @@
         </w:tc>
       </w:tr>
     </w:tbl>
+    <w:p>
+      <w:pPr>
+        <w:spacing w:after="120"/>
+      </w:pPr>
+    </w:p>
+    <w:p>
+      <w:pPr>
+        <w:pStyle w:val="Heading3"/>
+      </w:pPr>
+      <w:r>
+        <w:rPr>
+          <w:rFonts w:ascii="Calibri" w:cs="Calibri" w:eastAsia="Calibri" w:hAnsi="Calibri"/>
+        </w:rPr>
+        <w:t xml:space="preserve">Farm boundary capture (replaces the single farm pin)</w:t>
+      </w:r>
+    </w:p>
+    <w:p>
+      <w:pPr>
+        <w:pStyle w:val="ListParagraph"/>
+        <w:numPr>
+          <w:ilvl w:val="0"/>
+          <w:numId w:val="2"/>
+        </w:numPr>
+        <w:spacing w:after="60" w:line="264"/>
+      </w:pPr>
+      <w:r>
+        <w:rPr>
+          <w:rFonts w:ascii="Calibri" w:cs="Calibri" w:eastAsia="Calibri" w:hAnsi="Calibri"/>
+          <w:b/>
+          <w:bCs/>
+        </w:rPr>
+        <w:t xml:space="preserve">Draw on the map:</w:t>
+      </w:r>
+      <w:r>
+        <w:rPr>
+          <w:rFonts w:ascii="Calibri" w:cs="Calibri" w:eastAsia="Calibri" w:hAnsi="Calibri"/>
+        </w:rPr>
+        <w:t xml:space="preserve"> tap each corner in order, or walk the edge and add GPS positions as corners; undo, clear, live hectares; a self-crossing outline is refused with advice.</w:t>
+      </w:r>
+    </w:p>
+    <w:p>
+      <w:pPr>
+        <w:pStyle w:val="ListParagraph"/>
+        <w:numPr>
+          <w:ilvl w:val="0"/>
+          <w:numId w:val="2"/>
+        </w:numPr>
+        <w:spacing w:after="60" w:line="264"/>
+      </w:pPr>
+      <w:r>
+        <w:rPr>
+          <w:rFonts w:ascii="Calibri" w:cs="Calibri" w:eastAsia="Calibri" w:hAnsi="Calibri"/>
+          <w:b/>
+          <w:bCs/>
+        </w:rPr>
+        <w:t xml:space="preserve">Upload a zipped shapefile:</w:t>
+      </w:r>
+      <w:r>
+        <w:rPr>
+          <w:rFonts w:ascii="Calibri" w:cs="Calibri" w:eastAsia="Calibri" w:hAnsi="Calibri"/>
+        </w:rPr>
+        <w:t xml:space="preserve"> read entirely on the phone (no upload needed to preview). Polygon layers only; holes are ignored; geographic coordinates and UTM (WGS 84, Arc 1950 and Hartebeesthoek zones, such as 35S and 36S) are converted; points, lines, a missing .prj on projected data, unsupported projections, damaged files and zip bombs are refused with a message that says what to do. Large outlines are simplified to about 1.5 m tolerance and at most 400 points per ring.</w:t>
+      </w:r>
+    </w:p>
+    <w:p>
+      <w:pPr>
+        <w:pStyle w:val="ListParagraph"/>
+        <w:numPr>
+          <w:ilvl w:val="0"/>
+          <w:numId w:val="2"/>
+        </w:numPr>
+        <w:spacing w:after="60" w:line="264"/>
+      </w:pPr>
+      <w:r>
+        <w:rPr>
+          <w:rFonts w:ascii="Calibri" w:cs="Calibri" w:eastAsia="Calibri" w:hAnsi="Calibri"/>
+          <w:b/>
+          <w:bCs/>
+        </w:rPr>
+        <w:t xml:space="preserve">Checks:</w:t>
+      </w:r>
+      <w:r>
+        <w:rPr>
+          <w:rFonts w:ascii="Calibri" w:cs="Calibri" w:eastAsia="Calibri" w:hAnsi="Calibri"/>
+        </w:rPr>
+        <w:t xml:space="preserve"> the UTM conversion agrees with PROJ to 0.01 m in unit tests; the server recomputes area and centroid and rejects geometry outside Zimbabwe, over 1,500 points per ring, or over 200,000 ha.</w:t>
+      </w:r>
+    </w:p>
+    <w:p>
+      <w:pPr>
+        <w:pStyle w:val="ListParagraph"/>
+        <w:numPr>
+          <w:ilvl w:val="0"/>
+          <w:numId w:val="2"/>
+        </w:numPr>
+        <w:spacing w:after="60" w:line="264"/>
+      </w:pPr>
+      <w:r>
+        <w:rPr>
+          <w:rFonts w:ascii="Calibri" w:cs="Calibri" w:eastAsia="Calibri" w:hAnsi="Calibri"/>
+          <w:b/>
+          <w:bCs/>
+        </w:rPr>
+        <w:t xml:space="preserve">Pin and privacy:</w:t>
+      </w:r>
+      <w:r>
+        <w:rPr>
+          <w:rFonts w:ascii="Calibri" w:cs="Calibri" w:eastAsia="Calibri" w:hAnsi="Calibri"/>
+        </w:rPr>
+        <w:t xml:space="preserve"> the boundary centre becomes the farm pin, so Farm Insights, weather and listing distance work unchanged. The outline stays private; listings expose only a position blurred to about 1 km.</w:t>
+      </w:r>
+    </w:p>
+    <w:p>
+      <w:pPr>
+        <w:pStyle w:val="ListParagraph"/>
+        <w:numPr>
+          <w:ilvl w:val="0"/>
+          <w:numId w:val="2"/>
+        </w:numPr>
+        <w:spacing w:after="60" w:line="264"/>
+      </w:pPr>
+      <w:r>
+        <w:rPr>
+          <w:rFonts w:ascii="Calibri" w:cs="Calibri" w:eastAsia="Calibri" w:hAnsi="Calibri"/>
+          <w:b/>
+          <w:bCs/>
+        </w:rPr>
+        <w:t xml:space="preserve">Home button:</w:t>
+      </w:r>
+      <w:r>
+        <w:rPr>
+          <w:rFonts w:ascii="Calibri" w:cs="Calibri" w:eastAsia="Calibri" w:hAnsi="Calibri"/>
+        </w:rPr>
+        <w:t xml:space="preserve"> a Home icon in the top bar of every screen (and the Home tab) returns to the landing page and clears the screens above it.</w:t>
+      </w:r>
+    </w:p>
     <w:p>
       <w:pPr>
         <w:spacing w:after="120"/>
@@ -19392,7 +19528,7 @@
                 <w:sz w:val="19"/>
                 <w:szCs w:val="19"/>
               </w:rPr>
-              <w:t xml:space="preserve">farms</w:t>
+              <w:t xml:space="preserve">farm_boundaries</w:t>
             </w:r>
           </w:p>
         </w:tc>
@@ -19423,7 +19559,7 @@
                 <w:sz w:val="19"/>
                 <w:szCs w:val="19"/>
               </w:rPr>
-              <w:t xml:space="preserve">id, user_id, name, ward, livestock_types[], location_precise, location_public</w:t>
+              <w:t xml:space="preserve">id, owner (one per farmer), geometry (GeoJSON MultiPolygon), area_ha, centroid_lat, centroid_lon, vertex_count, source (drawn or shapefile)</w:t>
             </w:r>
           </w:p>
         </w:tc>
@@ -19454,7 +19590,7 @@
                 <w:sz w:val="19"/>
                 <w:szCs w:val="19"/>
               </w:rPr>
-              <w:t xml:space="preserve">Point; public point blurred to about 1 km</w:t>
+              <w:t xml:space="preserve">Private: only the owner can read it; area and centroid are recomputed on the server; managers see counts and hectares only</w:t>
             </w:r>
           </w:p>
         </w:tc>
@@ -21957,7 +22093,7 @@
                 <w:sz w:val="19"/>
                 <w:szCs w:val="19"/>
               </w:rPr>
-              <w:t xml:space="preserve">POST /v1/photos/presign</w:t>
+              <w:t xml:space="preserve">GET/DELETE /v1/farm/boundary</w:t>
             </w:r>
           </w:p>
         </w:tc>
@@ -21987,7 +22123,7 @@
                 <w:sz w:val="19"/>
                 <w:szCs w:val="19"/>
               </w:rPr>
-              <w:t xml:space="preserve">Short-lived URL to upload a listing photo to B2</w:t>
+              <w:t xml:space="preserve">My farm boundary (written through sync entity farm_boundary)</w:t>
             </w:r>
           </w:p>
         </w:tc>
@@ -22017,7 +22153,7 @@
                 <w:sz w:val="19"/>
                 <w:szCs w:val="19"/>
               </w:rPr>
-              <w:t xml:space="preserve">Key is bound to user and listing; 150 KB limit</w:t>
+              <w:t xml:space="preserve">Owner only; geometry validated (inside Zimbabwe, 1500 points per ring, 200,000 ha cap)</w:t>
             </w:r>
           </w:p>
         </w:tc>
@@ -22053,7 +22189,7 @@
                 <w:sz w:val="19"/>
                 <w:szCs w:val="19"/>
               </w:rPr>
-              <w:t xml:space="preserve">POST /v1/auth/staff-login</w:t>
+              <w:t xml:space="preserve">POST /v1/photos/presign</w:t>
             </w:r>
           </w:p>
         </w:tc>
@@ -22084,7 +22220,7 @@
                 <w:sz w:val="19"/>
                 <w:szCs w:val="19"/>
               </w:rPr>
-              <w:t xml:space="preserve">Dashboard sign-in (staff accounts only)</w:t>
+              <w:t xml:space="preserve">Short-lived URL to upload a listing photo to B2</w:t>
             </w:r>
           </w:p>
         </w:tc>
@@ -22115,7 +22251,7 @@
                 <w:sz w:val="19"/>
                 <w:szCs w:val="19"/>
               </w:rPr>
-              <w:t xml:space="preserve">Throttled; farmers never have passwords</w:t>
+              <w:t xml:space="preserve">Key is bound to user and listing; 150 KB limit</w:t>
             </w:r>
           </w:p>
         </w:tc>
@@ -22150,7 +22286,7 @@
                 <w:sz w:val="19"/>
                 <w:szCs w:val="19"/>
               </w:rPr>
-              <w:t xml:space="preserve">/v1/manager/* (stats, listings, users, reports, outbreaks, pools, packs)</w:t>
+              <w:t xml:space="preserve">POST /v1/auth/staff-login</w:t>
             </w:r>
           </w:p>
         </w:tc>
@@ -22180,7 +22316,7 @@
                 <w:sz w:val="19"/>
                 <w:szCs w:val="19"/>
               </w:rPr>
-              <w:t xml:space="preserve">Dashboard moderation and analytics</w:t>
+              <w:t xml:space="preserve">Dashboard sign-in (staff accounts only)</w:t>
             </w:r>
           </w:p>
         </w:tc>
@@ -22210,7 +22346,7 @@
                 <w:sz w:val="19"/>
                 <w:szCs w:val="19"/>
               </w:rPr>
-              <w:t xml:space="preserve">Staff or admin role required</w:t>
+              <w:t xml:space="preserve">Throttled; farmers never have passwords</w:t>
             </w:r>
           </w:p>
         </w:tc>
@@ -22246,6 +22382,103 @@
                 <w:sz w:val="19"/>
                 <w:szCs w:val="19"/>
               </w:rPr>
+              <w:t xml:space="preserve">/v1/manager/* (stats, listings, users, reports, outbreaks, pools, packs)</w:t>
+            </w:r>
+          </w:p>
+        </w:tc>
+        <w:tc>
+          <w:tcPr>
+            <w:tcW w:type="dxa" w:w="2800"/>
+            <w:tcBorders>
+              <w:top w:val="single" w:color="BFBFBF" w:sz="4"/>
+              <w:left w:val="single" w:color="BFBFBF" w:sz="4"/>
+              <w:bottom w:val="single" w:color="BFBFBF" w:sz="4"/>
+              <w:right w:val="single" w:color="BFBFBF" w:sz="4"/>
+            </w:tcBorders>
+            <w:shd w:fill="FAF7F0" w:color="auto" w:val="clear"/>
+            <w:tcMar>
+              <w:top w:type="dxa" w:w="60"/>
+              <w:left w:type="dxa" w:w="100"/>
+              <w:bottom w:type="dxa" w:w="60"/>
+              <w:right w:type="dxa" w:w="100"/>
+            </w:tcMar>
+          </w:tcPr>
+          <w:p>
+            <w:pPr>
+              <w:spacing w:after="20"/>
+            </w:pPr>
+            <w:r>
+              <w:rPr>
+                <w:rFonts w:ascii="Calibri" w:cs="Calibri" w:eastAsia="Calibri" w:hAnsi="Calibri"/>
+                <w:sz w:val="19"/>
+                <w:szCs w:val="19"/>
+              </w:rPr>
+              <w:t xml:space="preserve">Dashboard moderation and analytics</w:t>
+            </w:r>
+          </w:p>
+        </w:tc>
+        <w:tc>
+          <w:tcPr>
+            <w:tcW w:type="dxa" w:w="2926"/>
+            <w:tcBorders>
+              <w:top w:val="single" w:color="BFBFBF" w:sz="4"/>
+              <w:left w:val="single" w:color="BFBFBF" w:sz="4"/>
+              <w:bottom w:val="single" w:color="BFBFBF" w:sz="4"/>
+              <w:right w:val="single" w:color="BFBFBF" w:sz="4"/>
+            </w:tcBorders>
+            <w:shd w:fill="FAF7F0" w:color="auto" w:val="clear"/>
+            <w:tcMar>
+              <w:top w:type="dxa" w:w="60"/>
+              <w:left w:type="dxa" w:w="100"/>
+              <w:bottom w:type="dxa" w:w="60"/>
+              <w:right w:type="dxa" w:w="100"/>
+            </w:tcMar>
+          </w:tcPr>
+          <w:p>
+            <w:pPr>
+              <w:spacing w:after="20"/>
+            </w:pPr>
+            <w:r>
+              <w:rPr>
+                <w:rFonts w:ascii="Calibri" w:cs="Calibri" w:eastAsia="Calibri" w:hAnsi="Calibri"/>
+                <w:sz w:val="19"/>
+                <w:szCs w:val="19"/>
+              </w:rPr>
+              <w:t xml:space="preserve">Staff or admin role required</w:t>
+            </w:r>
+          </w:p>
+        </w:tc>
+      </w:tr>
+      <w:tr>
+        <w:trPr>
+          <w:cantSplit/>
+        </w:trPr>
+        <w:tc>
+          <w:tcPr>
+            <w:tcW w:type="dxa" w:w="3300"/>
+            <w:tcBorders>
+              <w:top w:val="single" w:color="BFBFBF" w:sz="4"/>
+              <w:left w:val="single" w:color="BFBFBF" w:sz="4"/>
+              <w:bottom w:val="single" w:color="BFBFBF" w:sz="4"/>
+              <w:right w:val="single" w:color="BFBFBF" w:sz="4"/>
+            </w:tcBorders>
+            <w:tcMar>
+              <w:top w:type="dxa" w:w="60"/>
+              <w:left w:type="dxa" w:w="100"/>
+              <w:bottom w:type="dxa" w:w="60"/>
+              <w:right w:type="dxa" w:w="100"/>
+            </w:tcMar>
+          </w:tcPr>
+          <w:p>
+            <w:pPr>
+              <w:spacing w:after="20"/>
+            </w:pPr>
+            <w:r>
+              <w:rPr>
+                <w:rFonts w:ascii="Calibri" w:cs="Calibri" w:eastAsia="Calibri" w:hAnsi="Calibri"/>
+                <w:sz w:val="19"/>
+                <w:szCs w:val="19"/>
+              </w:rPr>
               <w:t xml:space="preserve">GET /v1/ping</w:t>
             </w:r>
           </w:p>
@@ -22259,7 +22492,6 @@
               <w:bottom w:val="single" w:color="BFBFBF" w:sz="4"/>
               <w:right w:val="single" w:color="BFBFBF" w:sz="4"/>
             </w:tcBorders>
-            <w:shd w:fill="FAF7F0" w:color="auto" w:val="clear"/>
             <w:tcMar>
               <w:top w:type="dxa" w:w="60"/>
               <w:left w:type="dxa" w:w="100"/>
@@ -22290,7 +22522,6 @@
               <w:bottom w:val="single" w:color="BFBFBF" w:sz="4"/>
               <w:right w:val="single" w:color="BFBFBF" w:sz="4"/>
             </w:tcBorders>
-            <w:shd w:fill="FAF7F0" w:color="auto" w:val="clear"/>
             <w:tcMar>
               <w:top w:type="dxa" w:w="60"/>
               <w:left w:type="dxa" w:w="100"/>
@@ -28479,7 +28710,7 @@
                 <w:sz w:val="19"/>
                 <w:szCs w:val="19"/>
               </w:rPr>
-              <w:t xml:space="preserve">Public positions blurred to about 1 km; exact pin visible to owner and admins only; no live tracking</w:t>
+              <w:t xml:space="preserve">Public positions blurred to about 1 km; farm outlines are private to the owner (managers see only counts and hectares); no live tracking</w:t>
             </w:r>
           </w:p>
         </w:tc>
